--- a/Documents/Meeting Logs/Log9.docx
+++ b/Documents/Meeting Logs/Log9.docx
@@ -175,7 +175,7 @@
                 <w:b/>
                 <w:bCs/>
               </w:rPr>
-              <w:t>8</w:t>
+              <w:t>9</w:t>
             </w:r>
             <w:r>
               <w:rPr>
@@ -281,7 +281,15 @@
                 <w:b/>
                 <w:bCs/>
               </w:rPr>
-              <w:t>14</w:t>
+              <w:t>2</w:t>
+            </w:r>
+            <w:r>
+              <w:rPr>
+                <w:rFonts w:ascii="Times New Roman" w:hAnsi="Times New Roman" w:cs="Times New Roman"/>
+                <w:b/>
+                <w:bCs/>
+              </w:rPr>
+              <w:t>1</w:t>
             </w:r>
             <w:r>
               <w:rPr>
